--- a/ПиРМП/прак 3/material/material.docx
+++ b/ПиРМП/прак 3/material/material.docx
@@ -4,6 +4,10 @@
   <w:body>
     <w:p>
       <w:r>
+        <w:rPr>
+          <w:noProof/>
+          <w:lang w:eastAsia="ru-RU"/>
+        </w:rPr>
         <w:drawing>
           <wp:inline distT="0" distB="0" distL="0" distR="0" wp14:anchorId="6897D6AE" wp14:editId="5B4AD74C">
             <wp:extent cx="5940425" cy="4330065"/>
@@ -40,14 +44,20 @@
           </wp:inline>
         </w:drawing>
       </w:r>
-    </w:p>
-    <w:p>
-      <w:pPr>
-        <w:rPr>
-          <w:lang w:val="en-US"/>
-        </w:rPr>
-      </w:pPr>
-      <w:r>
+      <w:bookmarkStart w:id="0" w:name="_GoBack"/>
+      <w:bookmarkEnd w:id="0"/>
+    </w:p>
+    <w:p>
+      <w:pPr>
+        <w:rPr>
+          <w:lang w:val="en-US"/>
+        </w:rPr>
+      </w:pPr>
+      <w:r>
+        <w:rPr>
+          <w:noProof/>
+          <w:lang w:eastAsia="ru-RU"/>
+        </w:rPr>
         <w:drawing>
           <wp:inline distT="0" distB="0" distL="0" distR="0" wp14:anchorId="18ADF42A" wp14:editId="3C6DFB7C">
             <wp:extent cx="5940425" cy="4307205"/>
@@ -93,7 +103,8 @@
       </w:pPr>
       <w:r>
         <w:rPr>
-          <w:lang w:val="en-US"/>
+          <w:noProof/>
+          <w:lang w:eastAsia="ru-RU"/>
         </w:rPr>
         <w:lastRenderedPageBreak/>
         <w:drawing>
@@ -141,7 +152,8 @@
       </w:pPr>
       <w:r>
         <w:rPr>
-          <w:lang w:val="en-US"/>
+          <w:noProof/>
+          <w:lang w:eastAsia="ru-RU"/>
         </w:rPr>
         <w:drawing>
           <wp:inline distT="0" distB="0" distL="0" distR="0" wp14:anchorId="621B0D84" wp14:editId="79C043B4">
@@ -188,7 +200,8 @@
       </w:pPr>
       <w:r>
         <w:rPr>
-          <w:lang w:val="en-US"/>
+          <w:noProof/>
+          <w:lang w:eastAsia="ru-RU"/>
         </w:rPr>
         <w:lastRenderedPageBreak/>
         <w:drawing>
@@ -236,7 +249,8 @@
       </w:pPr>
       <w:r>
         <w:rPr>
-          <w:lang w:val="en-US"/>
+          <w:noProof/>
+          <w:lang w:eastAsia="ru-RU"/>
         </w:rPr>
         <w:drawing>
           <wp:inline distT="0" distB="0" distL="0" distR="0" wp14:anchorId="7CE10312" wp14:editId="121F24FD">
@@ -283,7 +297,8 @@
       </w:pPr>
       <w:r>
         <w:rPr>
-          <w:lang w:val="en-US"/>
+          <w:noProof/>
+          <w:lang w:eastAsia="ru-RU"/>
         </w:rPr>
         <w:drawing>
           <wp:inline distT="0" distB="0" distL="0" distR="0" wp14:anchorId="0FFFB7E3" wp14:editId="626E4727">
@@ -330,7 +345,8 @@
       </w:pPr>
       <w:r>
         <w:rPr>
-          <w:lang w:val="en-US"/>
+          <w:noProof/>
+          <w:lang w:eastAsia="ru-RU"/>
         </w:rPr>
         <w:lastRenderedPageBreak/>
         <w:drawing>
@@ -378,7 +394,8 @@
       </w:pPr>
       <w:r>
         <w:rPr>
-          <w:lang w:val="en-US"/>
+          <w:noProof/>
+          <w:lang w:eastAsia="ru-RU"/>
         </w:rPr>
         <w:lastRenderedPageBreak/>
         <w:drawing>
@@ -426,7 +443,8 @@
       </w:pPr>
       <w:r>
         <w:rPr>
-          <w:lang w:val="en-US"/>
+          <w:noProof/>
+          <w:lang w:eastAsia="ru-RU"/>
         </w:rPr>
         <w:lastRenderedPageBreak/>
         <w:drawing>
@@ -474,7 +492,8 @@
       </w:pPr>
       <w:r>
         <w:rPr>
-          <w:lang w:val="en-US"/>
+          <w:noProof/>
+          <w:lang w:eastAsia="ru-RU"/>
         </w:rPr>
         <w:lastRenderedPageBreak/>
         <w:drawing>
@@ -522,7 +541,8 @@
       </w:pPr>
       <w:r>
         <w:rPr>
-          <w:lang w:val="en-US"/>
+          <w:noProof/>
+          <w:lang w:eastAsia="ru-RU"/>
         </w:rPr>
         <w:lastRenderedPageBreak/>
         <w:drawing>
@@ -570,7 +590,8 @@
       </w:pPr>
       <w:r>
         <w:rPr>
-          <w:lang w:val="en-US"/>
+          <w:noProof/>
+          <w:lang w:eastAsia="ru-RU"/>
         </w:rPr>
         <w:drawing>
           <wp:inline distT="0" distB="0" distL="0" distR="0" wp14:anchorId="798B38D3" wp14:editId="223BEFAE">
@@ -617,7 +638,8 @@
       </w:pPr>
       <w:r>
         <w:rPr>
-          <w:lang w:val="en-US"/>
+          <w:noProof/>
+          <w:lang w:eastAsia="ru-RU"/>
         </w:rPr>
         <w:lastRenderedPageBreak/>
         <w:drawing>
@@ -665,7 +687,8 @@
       </w:pPr>
       <w:r>
         <w:rPr>
-          <w:lang w:val="en-US"/>
+          <w:noProof/>
+          <w:lang w:eastAsia="ru-RU"/>
         </w:rPr>
         <w:lastRenderedPageBreak/>
         <w:drawing>
@@ -713,7 +736,8 @@
       </w:pPr>
       <w:r>
         <w:rPr>
-          <w:lang w:val="en-US"/>
+          <w:noProof/>
+          <w:lang w:eastAsia="ru-RU"/>
         </w:rPr>
         <w:lastRenderedPageBreak/>
         <w:drawing>
@@ -761,7 +785,8 @@
       </w:pPr>
       <w:r>
         <w:rPr>
-          <w:lang w:val="en-US"/>
+          <w:noProof/>
+          <w:lang w:eastAsia="ru-RU"/>
         </w:rPr>
         <w:drawing>
           <wp:inline distT="0" distB="0" distL="0" distR="0" wp14:anchorId="246DE075" wp14:editId="6C847BDE">
@@ -808,7 +833,8 @@
       </w:pPr>
       <w:r>
         <w:rPr>
-          <w:lang w:val="en-US"/>
+          <w:noProof/>
+          <w:lang w:eastAsia="ru-RU"/>
         </w:rPr>
         <w:lastRenderedPageBreak/>
         <w:drawing>
@@ -854,106 +880,25 @@
           <w:lang w:val="en-US"/>
         </w:rPr>
       </w:pPr>
-      <w:r>
-        <w:rPr>
-          <w:lang w:val="en-US"/>
-        </w:rPr>
-        <w:drawing>
-          <wp:inline distT="0" distB="0" distL="0" distR="0" wp14:anchorId="1FF72D26" wp14:editId="07D455F1">
-            <wp:extent cx="5940425" cy="1606550"/>
-            <wp:effectExtent l="0" t="0" r="3175" b="0"/>
-            <wp:docPr id="19" name="Рисунок 19"/>
-            <wp:cNvGraphicFramePr>
-              <a:graphicFrameLocks xmlns:a="http://schemas.openxmlformats.org/drawingml/2006/main" noChangeAspect="1"/>
-            </wp:cNvGraphicFramePr>
-            <a:graphic xmlns:a="http://schemas.openxmlformats.org/drawingml/2006/main">
-              <a:graphicData uri="http://schemas.openxmlformats.org/drawingml/2006/picture">
-                <pic:pic xmlns:pic="http://schemas.openxmlformats.org/drawingml/2006/picture">
-                  <pic:nvPicPr>
-                    <pic:cNvPr id="1" name=""/>
-                    <pic:cNvPicPr/>
-                  </pic:nvPicPr>
-                  <pic:blipFill>
-                    <a:blip r:embed="rId22"/>
-                    <a:stretch>
-                      <a:fillRect/>
-                    </a:stretch>
-                  </pic:blipFill>
-                  <pic:spPr>
-                    <a:xfrm>
-                      <a:off x="0" y="0"/>
-                      <a:ext cx="5940425" cy="1606550"/>
-                    </a:xfrm>
-                    <a:prstGeom prst="rect">
-                      <a:avLst/>
-                    </a:prstGeom>
-                  </pic:spPr>
-                </pic:pic>
-              </a:graphicData>
-            </a:graphic>
-          </wp:inline>
-        </w:drawing>
-      </w:r>
-    </w:p>
-    <w:p>
-      <w:pPr>
-        <w:rPr>
-          <w:lang w:val="en-US"/>
-        </w:rPr>
-      </w:pPr>
-      <w:r>
-        <w:rPr>
-          <w:lang w:val="en-US"/>
-        </w:rPr>
-        <w:lastRenderedPageBreak/>
-        <w:drawing>
-          <wp:inline distT="0" distB="0" distL="0" distR="0" wp14:anchorId="67BB2FEF" wp14:editId="792E8176">
-            <wp:extent cx="3886742" cy="8526065"/>
-            <wp:effectExtent l="0" t="0" r="0" b="8890"/>
-            <wp:docPr id="20" name="Рисунок 20"/>
-            <wp:cNvGraphicFramePr>
-              <a:graphicFrameLocks xmlns:a="http://schemas.openxmlformats.org/drawingml/2006/main" noChangeAspect="1"/>
-            </wp:cNvGraphicFramePr>
-            <a:graphic xmlns:a="http://schemas.openxmlformats.org/drawingml/2006/main">
-              <a:graphicData uri="http://schemas.openxmlformats.org/drawingml/2006/picture">
-                <pic:pic xmlns:pic="http://schemas.openxmlformats.org/drawingml/2006/picture">
-                  <pic:nvPicPr>
-                    <pic:cNvPr id="1" name=""/>
-                    <pic:cNvPicPr/>
-                  </pic:nvPicPr>
-                  <pic:blipFill>
-                    <a:blip r:embed="rId23"/>
-                    <a:stretch>
-                      <a:fillRect/>
-                    </a:stretch>
-                  </pic:blipFill>
-                  <pic:spPr>
-                    <a:xfrm>
-                      <a:off x="0" y="0"/>
-                      <a:ext cx="3886742" cy="8526065"/>
-                    </a:xfrm>
-                    <a:prstGeom prst="rect">
-                      <a:avLst/>
-                    </a:prstGeom>
-                  </pic:spPr>
-                </pic:pic>
-              </a:graphicData>
-            </a:graphic>
-          </wp:inline>
-        </w:drawing>
-      </w:r>
-    </w:p>
-    <w:p>
-      <w:pPr>
-        <w:rPr>
-          <w:lang w:val="en-US"/>
-        </w:rPr>
-      </w:pPr>
-      <w:r>
-        <w:rPr>
-          <w:lang w:val="en-US"/>
-        </w:rPr>
-        <w:lastRenderedPageBreak/>
+    </w:p>
+    <w:p>
+      <w:pPr>
+        <w:rPr>
+          <w:lang w:val="en-US"/>
+        </w:rPr>
+      </w:pPr>
+    </w:p>
+    <w:p>
+      <w:pPr>
+        <w:rPr>
+          <w:lang w:val="en-US"/>
+        </w:rPr>
+      </w:pPr>
+      <w:r>
+        <w:rPr>
+          <w:noProof/>
+          <w:lang w:eastAsia="ru-RU"/>
+        </w:rPr>
         <w:drawing>
           <wp:inline distT="0" distB="0" distL="0" distR="0" wp14:anchorId="2EC733E7" wp14:editId="4F2202F5">
             <wp:extent cx="5940425" cy="1974850"/>
@@ -970,7 +915,7 @@
                     <pic:cNvPicPr/>
                   </pic:nvPicPr>
                   <pic:blipFill>
-                    <a:blip r:embed="rId24"/>
+                    <a:blip r:embed="rId22"/>
                     <a:stretch>
                       <a:fillRect/>
                     </a:stretch>
@@ -999,7 +944,8 @@
       </w:pPr>
       <w:r>
         <w:rPr>
-          <w:lang w:val="en-US"/>
+          <w:noProof/>
+          <w:lang w:eastAsia="ru-RU"/>
         </w:rPr>
         <w:drawing>
           <wp:inline distT="0" distB="0" distL="0" distR="0" wp14:anchorId="2B0C53B3" wp14:editId="36AE7F7D">
@@ -1017,7 +963,7 @@
                     <pic:cNvPicPr/>
                   </pic:nvPicPr>
                   <pic:blipFill>
-                    <a:blip r:embed="rId25"/>
+                    <a:blip r:embed="rId23"/>
                     <a:stretch>
                       <a:fillRect/>
                     </a:stretch>
@@ -1046,8 +992,10 @@
       </w:pPr>
       <w:r>
         <w:rPr>
-          <w:lang w:val="en-US"/>
-        </w:rPr>
+          <w:noProof/>
+          <w:lang w:eastAsia="ru-RU"/>
+        </w:rPr>
+        <w:lastRenderedPageBreak/>
         <w:drawing>
           <wp:inline distT="0" distB="0" distL="0" distR="0" wp14:anchorId="5D19B0D4" wp14:editId="4EBDB4F3">
             <wp:extent cx="4572638" cy="1686160"/>
@@ -1064,7 +1012,7 @@
                     <pic:cNvPicPr/>
                   </pic:nvPicPr>
                   <pic:blipFill>
-                    <a:blip r:embed="rId26"/>
+                    <a:blip r:embed="rId24"/>
                     <a:stretch>
                       <a:fillRect/>
                     </a:stretch>
@@ -1091,49 +1039,6 @@
           <w:lang w:val="en-US"/>
         </w:rPr>
       </w:pPr>
-      <w:r>
-        <w:rPr>
-          <w:lang w:val="en-US"/>
-        </w:rPr>
-        <w:lastRenderedPageBreak/>
-        <w:drawing>
-          <wp:inline distT="0" distB="0" distL="0" distR="0" wp14:anchorId="29E81F35" wp14:editId="6C206034">
-            <wp:extent cx="3867690" cy="8507012"/>
-            <wp:effectExtent l="0" t="0" r="0" b="0"/>
-            <wp:docPr id="24" name="Рисунок 24"/>
-            <wp:cNvGraphicFramePr>
-              <a:graphicFrameLocks xmlns:a="http://schemas.openxmlformats.org/drawingml/2006/main" noChangeAspect="1"/>
-            </wp:cNvGraphicFramePr>
-            <a:graphic xmlns:a="http://schemas.openxmlformats.org/drawingml/2006/main">
-              <a:graphicData uri="http://schemas.openxmlformats.org/drawingml/2006/picture">
-                <pic:pic xmlns:pic="http://schemas.openxmlformats.org/drawingml/2006/picture">
-                  <pic:nvPicPr>
-                    <pic:cNvPr id="1" name=""/>
-                    <pic:cNvPicPr/>
-                  </pic:nvPicPr>
-                  <pic:blipFill>
-                    <a:blip r:embed="rId27"/>
-                    <a:stretch>
-                      <a:fillRect/>
-                    </a:stretch>
-                  </pic:blipFill>
-                  <pic:spPr>
-                    <a:xfrm>
-                      <a:off x="0" y="0"/>
-                      <a:ext cx="3867690" cy="8507012"/>
-                    </a:xfrm>
-                    <a:prstGeom prst="rect">
-                      <a:avLst/>
-                    </a:prstGeom>
-                  </pic:spPr>
-                </pic:pic>
-              </a:graphicData>
-            </a:graphic>
-          </wp:inline>
-        </w:drawing>
-      </w:r>
-      <w:bookmarkStart w:id="0" w:name="_GoBack"/>
-      <w:bookmarkEnd w:id="0"/>
     </w:p>
     <w:sectPr>
       <w:pgSz w:w="11906" w:h="16838"/>
